--- a/paper/response_to_reviewer_comments.docx
+++ b/paper/response_to_reviewer_comments.docx
@@ -42,7 +42,7 @@
           <w:sz w:val="21"/>
           <w:szCs w:val="21"/>
         </w:rPr>
-        <w:t xml:space="preserve">The review's comments were addressed in the revised manuscript. The update search added two trials and the re-check of the burnout criterion added one, so the evidence base is now 116 trials in 119 reports (294 reports assessed; 4,960 records identified, 2,461 screened). Each row below states what was done, what was not, and where to find it. "Not done" and "partly done" mean that the manuscript says so openly.</w:t>
+        <w:t xml:space="preserve">The review's comments were addressed in the revised manuscript. The update search added three trials, the re-check of the burnout criterion one and the search for the publications of registered trials one, so the evidence base is now 118 trials in 121 reports (301 reports assessed; 4,991 records identified, 2,481 screened). Each row below states what was done, what was not, and where to find it. "Not done" and "partly done" mean that the manuscript says so openly.</w:t>
       </w:r>
     </w:p>
     <w:p>
@@ -343,22 +343,22 @@
                 <w:sz w:val="19"/>
                 <w:szCs w:val="19"/>
               </w:rPr>
-              <w:t xml:space="preserve">Agreed. The eligibility criteria admit any mechanism, so the four-block main strategy was too narrow. The earlier supplementary searches (no intervention block; MeSH; extra delivery terms) had already reduced the gap. We added one unified strategy (burnout AND any digital-delivery term AND randomised design) on 18 October 2026 in Europe PMC (all years), OpenAlex and PubMed (published from 1 September 2026): 554 records, 64 new, 6 assessed, 2 trials included. All counts, figures and tables were updated. Known-item check: a unified Europe PMC search alone retrieved 81 of the 119 included reports (unified_search_validation.csv), so no single database suffices.</w:t>
-            </w:r>
-          </w:p>
-          <w:p>
-            <w:pPr>
-              <w:spacing w:after="60"/>
-            </w:pPr>
-            <w:r>
-              <w:rPr>
-                <w:rFonts w:ascii="Times New Roman" w:cs="Times New Roman" w:eastAsia="Times New Roman" w:hAnsi="Times New Roman"/>
-                <w:b w:val="false"/>
-                <w:bCs w:val="false"/>
-                <w:sz w:val="19"/>
-                <w:szCs w:val="19"/>
-              </w:rPr>
-              <w:t xml:space="preserve">Still missing, and stated as limitations: the unified strategy was not repeated in Web of Science, Scopus or ERIC; PsycINFO, Embase and CENTRAL were not searched (no access); reference lists were not checked; no information specialist reviewed the strings.</w:t>
+              <w:t xml:space="preserve">Agreed. The eligibility criteria admit any mechanism, so the four-block main strategy was too narrow. Earlier supplementary searches (no intervention block; MeSH; extra delivery terms) had reduced the gap. Now added: one unified strategy (burnout AND any digital-delivery term AND randomised design) on 18 October 2026 in Europe PMC and ERIC (all years), OpenAlex and PubMed (published from 1 September 2026): 585 records, 84 new, 12 assessed, 3 trials included (a speech-language pathologists' peer-support programme, a virtual-reality relaxation programme for ICU nurses, and a teachers' telementoring programme). Known-item check: a unified Europe PMC search alone retrieved 81 of the 121 included reports. Reference lists of five reviews (Yang, Park, Adam, Lampinen, Kunzler) were checked: 683 unidentified references screened on title, 22 abstracts read, no eligible trial. Publications of all six unlocated registrations were searched in Europe PMC (including full text) and PubMed. Counts, figures and tables were updated.</w:t>
+            </w:r>
+          </w:p>
+          <w:p>
+            <w:pPr>
+              <w:spacing w:after="60"/>
+            </w:pPr>
+            <w:r>
+              <w:rPr>
+                <w:rFonts w:ascii="Times New Roman" w:cs="Times New Roman" w:eastAsia="Times New Roman" w:hAnsi="Times New Roman"/>
+                <w:b w:val="false"/>
+                <w:bCs w:val="false"/>
+                <w:sz w:val="19"/>
+                <w:szCs w:val="19"/>
+              </w:rPr>
+              <w:t xml:space="preserve">Still not possible: repeating the strategy in Web of Science and Scopus (no access), PsycINFO, Embase and CENTRAL (no access), review by an information specialist. They are stated as limitations.</w:t>
             </w:r>
           </w:p>
         </w:tc>
@@ -390,7 +390,7 @@
                 <w:sz w:val="19"/>
                 <w:szCs w:val="19"/>
               </w:rPr>
-              <w:t xml:space="preserve">Sections 2.3, 3.1, 4.4; Supplementary Appendix A, Table S2</w:t>
+              <w:t xml:space="preserve">Sections 2.3, 3.1, 4.4; Supplement S2, Appendix A, Table S2</w:t>
             </w:r>
           </w:p>
         </w:tc>
@@ -520,7 +520,7 @@
                 <w:sz w:val="19"/>
                 <w:szCs w:val="19"/>
               </w:rPr>
-              <w:t xml:space="preserve">Every database now has its full string, field and date. Strings for Europe PMC, OpenAlex, ERIC, PubMed and the update search are the strings stored with the retrieved records. The Web of Science and Scopus strings were entered in the interfaces by the author and were not archived verbatim by the tool; the author should compare them with the saved search histories of both platforms before submission.</w:t>
+              <w:t xml:space="preserve">Every database now has its full string, field and date. Strings for Europe PMC, OpenAlex, ERIC, PubMed and the update search are the strings stored with the retrieved records. The Web of Science and Scopus strings were entered by the author and were not archived verbatim; the author should compare them with the platforms' saved search histories.</w:t>
             </w:r>
           </w:p>
         </w:tc>
@@ -650,7 +650,7 @@
                 <w:sz w:val="19"/>
                 <w:szCs w:val="19"/>
               </w:rPr>
-              <w:t xml:space="preserve">Selection and charting by a single reviewer with AI; independent checks on small samples; AI must not be presented as an independent second reviewer.</w:t>
+              <w:t xml:space="preserve">Selection and charting by a single reviewer with AI; checks on small samples; AI must not be presented as an independent second reviewer.</w:t>
             </w:r>
           </w:p>
         </w:tc>
@@ -682,22 +682,22 @@
                 <w:sz w:val="19"/>
                 <w:szCs w:val="19"/>
               </w:rPr>
-              <w:t xml:space="preserve">The AI assistant is now described as the first reviewer, not as independent of the author's direction, and the roles are separated: rule-based classifier (could only exclude), assistant (read the remaining records and proposed decisions and codes), author (decided borderline reports, obtained full texts, completed the blind and verification samples). The two quality controls are reported separately (blind sample of 30 reports: 80% agreement, kappa 0.60; abstract-level coding: 23 trials, 74% agreement on direction, 96% on indicators). Files: second_review_sample.csv, abstract_coding_verification_sample.csv. The limitation is stated plainly.</w:t>
-            </w:r>
-          </w:p>
-          <w:p>
-            <w:pPr>
-              <w:spacing w:after="60"/>
-            </w:pPr>
-            <w:r>
-              <w:rPr>
-                <w:rFonts w:ascii="Times New Roman" w:cs="Times New Roman" w:eastAsia="Times New Roman" w:hAnsi="Times New Roman"/>
-                <w:b w:val="false"/>
-                <w:bCs w:val="false"/>
-                <w:sz w:val="19"/>
-                <w:szCs w:val="19"/>
-              </w:rPr>
-              <w:t xml:space="preserve">Not done: independent human reassessment of all 294 assessed reports and of the charted variables of all trials. This needs a second human reviewer, which was not available.</w:t>
+              <w:t xml:space="preserve">The AI assistant is described as first reviewer, not independent of the author's direction, and the roles are separated: rule-based classifier (could only exclude), assistant (read the remaining records, proposed decisions and codes), author (decided borderline reports, obtained full texts, completed the blind and verification samples). The two quality controls are reported separately (30 reports: 80% agreement, kappa 0.60; abstract-level coding, 23 trials: 74% agreement on direction, 96% on indicators). Files: second_review_sample.csv, abstract_coding_verification_sample.csv.</w:t>
+            </w:r>
+          </w:p>
+          <w:p>
+            <w:pPr>
+              <w:spacing w:after="60"/>
+            </w:pPr>
+            <w:r>
+              <w:rPr>
+                <w:rFonts w:ascii="Times New Roman" w:cs="Times New Roman" w:eastAsia="Times New Roman" w:hAnsi="Times New Roman"/>
+                <w:b w:val="false"/>
+                <w:bCs w:val="false"/>
+                <w:sz w:val="19"/>
+                <w:szCs w:val="19"/>
+              </w:rPr>
+              <w:t xml:space="preserve">Not done: independent human reassessment of all assessed reports and of all charted variables; this needs a second human reviewer.</w:t>
             </w:r>
           </w:p>
         </w:tc>
@@ -859,7 +859,7 @@
                 <w:sz w:val="19"/>
                 <w:szCs w:val="19"/>
               </w:rPr>
-              <w:t xml:space="preserve">Correct for the default branch: the work was on a development branch. The branch is now the default branch (data, code, protocol, dictionary and framework are visible without logging in). For double-blind review the repository link is withheld from the blinded manuscript and given on the title page. An archived release with a DOI (for example Zenodo) is recommended; it must be created by the author. Open the public link in a logged-out browser before submitting.</w:t>
+              <w:t xml:space="preserve">The work was on a development branch; it is now on the default branch (data, code, protocol, dictionary and framework visible without logging in). The blinded manuscript withholds the link; the title page gives it. An archived release with a DOI must be created by the author; open the public link in a logged-out browser before submitting.</w:t>
             </w:r>
           </w:p>
         </w:tc>
@@ -891,7 +891,7 @@
                 <w:sz w:val="19"/>
                 <w:szCs w:val="19"/>
               </w:rPr>
-              <w:t xml:space="preserve">Declarations; title page; data/DATA_DICTIONARY.md</w:t>
+              <w:t xml:space="preserve">Declarations; title page</w:t>
             </w:r>
           </w:p>
         </w:tc>
@@ -1021,7 +1021,7 @@
                 <w:sz w:val="19"/>
                 <w:szCs w:val="19"/>
               </w:rPr>
-              <w:t xml:space="preserve">The ambiguous wording was removed. The manuscript says that decisions rested on titles and abstracts except for 15 reports in which the full text was consulted, and that the abstract-based assessment is a limitation. Not done: full-text retrieval and assessment of all reports that passed screening.</w:t>
+              <w:t xml:space="preserve">The wording was corrected: decisions rested on titles and abstracts except for 16 reports in which the full text was consulted. While closing the open items a registered trial was found whose abstract does not mention burnout although the full text reports the Maslach Burnout Inventory as a secondary outcome; it was included on its full text and the limitation (trials measuring burnout only in the full text can be missed) is now stated. Not done: full-text assessment of all reports that passed screening.</w:t>
             </w:r>
           </w:p>
         </w:tc>
@@ -1151,7 +1151,7 @@
                 <w:sz w:val="19"/>
                 <w:szCs w:val="19"/>
               </w:rPr>
-              <w:t xml:space="preserve">Burnout criterion: three trials without a determined instrument; single-item measures; trials with burnout unrelated to the aim (title and criteria must agree).</w:t>
+              <w:t xml:space="preserve">Burnout criterion: trials without a determined instrument; single-item measures; burnout unrelated to the aim.</w:t>
             </w:r>
           </w:p>
         </w:tc>
@@ -1183,7 +1183,7 @@
                 <w:sz w:val="19"/>
                 <w:szCs w:val="19"/>
               </w:rPr>
-              <w:t xml:space="preserve">The criterion now says that the intervention's aim does not matter if burnout is reported as an outcome of the randomised comparison; correlates, risk factors and general well-being indices are excluded; short and single-item measures presented as burnout measures are accepted. Applying this exposed an inconsistency: one weight-reduction trial with burnout as a secondary outcome had been excluded as "unrelated to the aim", while another trial of the same kind had been included. It was read in full text (single-item scale and MBI emotional exhaustion) and included. The 3 trials with an undetermined instrument and 2 with a single-item measure are listed in the data files; they stay included because burnout was reported as an outcome by the authors.</w:t>
+              <w:t xml:space="preserve">The criterion now says that the aim of the intervention does not matter if burnout is reported as an outcome of the randomised comparison; correlates, risk factors and general well-being indices are excluded; short and single-item measures presented as burnout measures are accepted. This exposed an inconsistency: a weight-reduction trial with burnout as a secondary outcome had been excluded as "unrelated to the aim" while another of the same kind was included; its full text was read (single-item scale and MBI emotional exhaustion) and it was included. 4 trials have an undetermined instrument (full text incomplete or not obtained) and 2 use a single-item measure; they are listed in the data files and stay included because burnout was reported as an outcome.</w:t>
             </w:r>
           </w:p>
         </w:tc>
@@ -1313,7 +1313,7 @@
                 <w:sz w:val="19"/>
                 <w:szCs w:val="19"/>
               </w:rPr>
-              <w:t xml:space="preserve">PRISMA flow: split the 2,009 records removed before screening; say how many were removed by the classifier.</w:t>
+              <w:t xml:space="preserve">PRISMA flow: split the records removed before screening; say how many were removed by the classifier.</w:t>
             </w:r>
           </w:p>
         </w:tc>
@@ -1345,7 +1345,7 @@
                 <w:sz w:val="19"/>
                 <w:szCs w:val="19"/>
               </w:rPr>
-              <w:t xml:space="preserve">The box now separates duplicates in the four later searches (exactly counted) from duplicates and non-article records in the main search, for which the two counts were not recorded separately at the time and cannot be reconstructed reliably. The split of records excluded at screening between classifier and manual review was not recorded.</w:t>
+              <w:t xml:space="preserve">The box separates duplicates in the four later searches (exactly counted) from duplicates and non-article records in the main search (not counted separately at the time; a reconstruction with the stored lists did not reproduce the original number, so it is not reported). The split of records excluded at screening between classifier and manual review was not recorded.</w:t>
             </w:r>
           </w:p>
         </w:tc>
@@ -1507,7 +1507,7 @@
                 <w:sz w:val="19"/>
                 <w:szCs w:val="19"/>
               </w:rPr>
-              <w:t xml:space="preserve">The denominator is now stated (trials with sample size reported) and the definition (randomised, or analysed where only that was reported) is in the Methods. The total is descriptive. Not done: separate columns for randomised and analysed numbers in the data file.</w:t>
+              <w:t xml:space="preserve">Each trial's sample size was classified by what the abstract says (randomised or enrolled, analysed or completed, not identifiable; data/n_basis.csv). The Results give the number of trials in each class and the median and total for the randomised or enrolled class; the overall total is descriptive.</w:t>
             </w:r>
           </w:p>
         </w:tc>
@@ -1539,7 +1539,7 @@
                 <w:sz w:val="19"/>
                 <w:szCs w:val="19"/>
               </w:rPr>
-              <w:t xml:space="preserve">Sections 2.5, 3.2</w:t>
+              <w:t xml:space="preserve">Section 3.2; data/n_basis.csv</w:t>
             </w:r>
           </w:p>
         </w:tc>
@@ -1571,7 +1571,7 @@
                 <w:sz w:val="19"/>
                 <w:szCs w:val="19"/>
               </w:rPr>
-              <w:t xml:space="preserve">Partly done</w:t>
+              <w:t xml:space="preserve">Done</w:t>
             </w:r>
           </w:p>
         </w:tc>
@@ -1669,7 +1669,7 @@
                 <w:sz w:val="19"/>
                 <w:szCs w:val="19"/>
               </w:rPr>
-              <w:t xml:space="preserve">The wording is "no results report located" throughout, and the limitation (ClinicalTrials.gov only; reports without registration numbers could be missed) is stated. Not done: contact with investigators or search of other registries.</w:t>
+              <w:t xml:space="preserve">The wording is "no results report located" throughout, with the limitation stated. The publications of the six registrations without results were searched in Europe PMC (including full text for the registration number) and PubMed by registration number and title: two were found (an online mindfulness trial in nurses, included on its full text, and the report already included as S015), so four of 15 remain without a located report. Not done: contact with investigators or search of other registries.</w:t>
             </w:r>
           </w:p>
         </w:tc>
@@ -1831,7 +1831,7 @@
                 <w:sz w:val="19"/>
                 <w:szCs w:val="19"/>
               </w:rPr>
-              <w:t xml:space="preserve">Appendix C1 lists a full citation (authors, title, journal, year, volume, pages, DOI, PMID) for all 119 included reports with study and report identifiers (data/included_citations.csv). Registration numbers per trial and a separate column explaining why reports were merged are not added; the two multi-report trials are identified by shared study identifier and the merging rule is in Section S3.</w:t>
+              <w:t xml:space="preserve">Appendix C1 gives a full citation (authors, title, journal, year, volume, pages, DOI, PMID) for every included report, a registration column (identifiers from abstracts, registry linkage and the registry synopsis; data/trial_registrations.csv) and the rule and identifiers of the two multi-report trials.</w:t>
             </w:r>
           </w:p>
         </w:tc>
@@ -1895,7 +1895,7 @@
                 <w:sz w:val="19"/>
                 <w:szCs w:val="19"/>
               </w:rPr>
-              <w:t xml:space="preserve">Partly done</w:t>
+              <w:t xml:space="preserve">Done</w:t>
             </w:r>
           </w:p>
         </w:tc>
@@ -1993,7 +1993,7 @@
                 <w:sz w:val="19"/>
                 <w:szCs w:val="19"/>
               </w:rPr>
-              <w:t xml:space="preserve">Rewritten: growth describes identified and published trials; waitlist change is descriptive; the 'favours the intervention' codes are reporting codes, not effectiveness; a missing indicator is not proof of omission; abstract and conclusions were aligned.</w:t>
+              <w:t xml:space="preserve">Rewritten: growth describes identified and published trials; the waitlist change is descriptive; the 'favours the intervention' codes are reporting codes, not effectiveness; a missing indicator is not proof of omission; abstract and conclusions aligned.</w:t>
             </w:r>
           </w:p>
         </w:tc>
@@ -2155,7 +2155,7 @@
                 <w:sz w:val="19"/>
                 <w:szCs w:val="19"/>
               </w:rPr>
-              <w:t xml:space="preserve">No change needed. The retrospective protocol is supplied and described as retrospective. Registration on OSF is still to be done by the author; if done, add the date and DOI.</w:t>
+              <w:t xml:space="preserve">No change needed. The retrospective protocol is supplied and described as retrospective. Registration on OSF is for the author to do; add the date and DOI if done.</w:t>
             </w:r>
           </w:p>
         </w:tc>
@@ -2317,7 +2317,7 @@
                 <w:sz w:val="19"/>
                 <w:szCs w:val="19"/>
               </w:rPr>
-              <w:t xml:space="preserve">Cannot be settled by editing. A question for the editorial office is included in the cover-letter draft.</w:t>
+              <w:t xml:space="preserve">Cannot be settled by editing. A question for the editorial office is in the cover-letter draft.</w:t>
             </w:r>
           </w:p>
         </w:tc>
@@ -2479,7 +2479,7 @@
                 <w:sz w:val="19"/>
                 <w:szCs w:val="19"/>
               </w:rPr>
-              <w:t xml:space="preserve">Introduction to Conclusions, including headings and figure and table captions but excluding the abstract, tables, declarations and references, is 2738 words. Long methods and results moved to a supplementary file.</w:t>
+              <w:t xml:space="preserve">Introduction to Conclusions, including headings and captions but excluding the abstract, tables, declarations and references, is 2725 words (about 2,900 with all declarations). Long methods and results moved to a supplementary file.</w:t>
             </w:r>
           </w:p>
         </w:tc>
@@ -2641,7 +2641,7 @@
                 <w:sz w:val="19"/>
                 <w:szCs w:val="19"/>
               </w:rPr>
-              <w:t xml:space="preserve">Two tables and three figures remain in the main text; five tables (eligibility, sources and flow, abstract-level reporting, registry, comparison with earlier reviews) are in the supplement and referred to in the text.</w:t>
+              <w:t xml:space="preserve">Two tables and three figures remain in the main text; five tables are in the supplement and referred to in the text.</w:t>
             </w:r>
           </w:p>
         </w:tc>
@@ -2673,7 +2673,7 @@
                 <w:sz w:val="19"/>
                 <w:szCs w:val="19"/>
               </w:rPr>
-              <w:t xml:space="preserve">Tables 1-2; Figures 1-3; Supplementary Tables S1-S5</w:t>
+              <w:t xml:space="preserve">Tables 1-2; Figures 1-3; Tables S1-S5</w:t>
             </w:r>
           </w:p>
         </w:tc>
@@ -2803,7 +2803,7 @@
                 <w:sz w:val="19"/>
                 <w:szCs w:val="19"/>
               </w:rPr>
-              <w:t xml:space="preserve">Abstract rewritten with Objectives, Study design, Methods, Results and Conclusions: 238 words including the headings; six keywords.</w:t>
+              <w:t xml:space="preserve">Rewritten with Objectives, Study design, Methods, Results and Conclusions: 238 words including the headings; six keywords.</w:t>
             </w:r>
           </w:p>
         </w:tc>
@@ -2965,7 +2965,7 @@
                 <w:sz w:val="19"/>
                 <w:szCs w:val="19"/>
               </w:rPr>
-              <w:t xml:space="preserve">Citations are superscript numbers in order of first use; 23 references are in AMA 11th edition style with journal abbreviations in italics. Not done: a check with a reference manager and journal-abbreviation database.</w:t>
+              <w:t xml:space="preserve">Citations are superscript numbers in order of first use; 23 references in AMA 11th edition style with italic journal abbreviations. Year, volume, issue and pages of all references with a DOI were checked against Crossref and two were corrected. The journal abbreviations are Crossref short titles, not checked against the NLM catalogue.</w:t>
             </w:r>
           </w:p>
         </w:tc>
@@ -3029,7 +3029,7 @@
                 <w:sz w:val="19"/>
                 <w:szCs w:val="19"/>
               </w:rPr>
-              <w:t xml:space="preserve">Partly done</w:t>
+              <w:t xml:space="preserve">Done</w:t>
             </w:r>
           </w:p>
         </w:tc>
@@ -3127,7 +3127,7 @@
                 <w:sz w:val="19"/>
                 <w:szCs w:val="19"/>
               </w:rPr>
-              <w:t xml:space="preserve">A separate title page was made. The blinded manuscript has no names, affiliations or repository link, and an empty author property. Use manuscript_blinded.docx for the blinded upload, not the tracked-changes file, whose properties come from the uploaded file and may contain a user name.</w:t>
+              <w:t xml:space="preserve">A separate title page was made. The blinded manuscript has no names, affiliations or repository link, and an empty author property. Use manuscript_blinded.docx for the blinded upload, not the tracked-changes file.</w:t>
             </w:r>
           </w:p>
         </w:tc>
@@ -3289,7 +3289,7 @@
                 <w:sz w:val="19"/>
                 <w:szCs w:val="19"/>
               </w:rPr>
-              <w:t xml:space="preserve">A statement titled "Declaration of generative AI and AI-assisted technologies in the writing process" precedes the references, and Section 2.7 describes AI use in the research process. The model version and the prompts are not reported: the assistant was used interactively, and reproducibility rests on the recorded decisions and published code.</w:t>
+              <w:t xml:space="preserve">A statement titled "Declaration of generative AI and AI-assisted technologies in the writing process" precedes the references, and Section 2.7 describes AI use in the research process. The model version and prompts are not reported; reproducibility rests on the recorded decisions and published code.</w:t>
             </w:r>
           </w:p>
         </w:tc>
@@ -3451,7 +3451,7 @@
                 <w:sz w:val="19"/>
                 <w:szCs w:val="19"/>
               </w:rPr>
-              <w:t xml:space="preserve">Cover-letter draft, funding, competing-interests and ethics statements exist. Author names, affiliations, ORCID, contributions, telephone and journal name are placeholders that only the author can supply. The PRISMA-ScR checklist points to sections and supplementary items, not page numbers. Figures are PNG files in the repository. Automated proofing was done (citations, table and figure order, counts); a human read-through is still advisable.</w:t>
+              <w:t xml:space="preserve">Cover-letter draft, funding, competing-interests and ethics statements exist. Author names, affiliations, ORCID, contributions, telephone and journal are placeholders only the author can supply. The checklist points to sections, not page numbers. Figures are PNG files. Automated proofing was done; a human read-through is advisable.</w:t>
             </w:r>
           </w:p>
         </w:tc>
@@ -3483,7 +3483,7 @@
                 <w:sz w:val="19"/>
                 <w:szCs w:val="19"/>
               </w:rPr>
-              <w:t xml:space="preserve">title_page.docx; submission_metadata.docx; Supplementary Appendix E</w:t>
+              <w:t xml:space="preserve">title_page.docx; submission_metadata.docx; Appendix E</w:t>
             </w:r>
           </w:p>
         </w:tc>
@@ -3613,7 +3613,7 @@
                 <w:sz w:val="19"/>
                 <w:szCs w:val="19"/>
               </w:rPr>
-              <w:t xml:space="preserve">Prose, headings, table labels and figures were converted to British spelling; official names, titles of cited papers and search strings were left as published. The terms are used in one sense each (a report is one article, a trial may have several reports, a record is a database entry).</w:t>
+              <w:t xml:space="preserve">Prose, headings, table labels and figures were converted to British spelling; official names, titles of cited papers and search strings were left as published. Each term is used in one sense.</w:t>
             </w:r>
           </w:p>
         </w:tc>

--- a/paper/response_to_reviewer_comments.docx
+++ b/paper/response_to_reviewer_comments.docx
@@ -1021,7 +1021,7 @@
                 <w:sz w:val="19"/>
                 <w:szCs w:val="19"/>
               </w:rPr>
-              <w:t xml:space="preserve">The wording was corrected: decisions rested on titles and abstracts except for 16 reports in which the full text was consulted. While closing the open items a registered trial was found whose abstract does not mention burnout although the full text reports the Maslach Burnout Inventory as a secondary outcome; it was included on its full text and the limitation (trials measuring burnout only in the full text can be missed) is now stated. Not done: full-text assessment of all reports that passed screening.</w:t>
+              <w:t xml:space="preserve">The wording was corrected: decisions rested on titles and abstracts except for 31 reports in which the full text was consulted. While closing the open items a registered trial was found whose abstract does not mention burnout although the full text reports the Maslach Burnout Inventory as a secondary outcome; it was included on its full text and the limitation (trials measuring burnout only in the full text can be missed) is now stated. Full-text recheck of the burnout criterion: of the 37 reports excluded on abstracts for lack of a burnout outcome, the open-access full texts of 15 were read (data/fulltext_recheck_burnout.csv). None qualified; one (R119) measured the MBI as an exploratory outcome but its participants were medical-school volunteers not established as workers, so its exclusion reason changed from burnout to population. The other 22 full texts were not accessible. Not done: full-text assessment of all reports that passed screening.</w:t>
             </w:r>
           </w:p>
         </w:tc>
@@ -2479,7 +2479,7 @@
                 <w:sz w:val="19"/>
                 <w:szCs w:val="19"/>
               </w:rPr>
-              <w:t xml:space="preserve">Introduction to Conclusions, including headings and captions but excluding the abstract, tables, declarations and references, is 2725 words (about 2,900 with all declarations). Long methods and results moved to a supplementary file.</w:t>
+              <w:t xml:space="preserve">Introduction to Conclusions, including headings and captions but excluding the abstract, tables, declarations and references, is 2755 words (about 2,900 with all declarations). Long methods and results moved to a supplementary file.</w:t>
             </w:r>
           </w:p>
         </w:tc>
@@ -3897,7 +3897,7 @@
           <w:sz w:val="21"/>
           <w:szCs w:val="21"/>
         </w:rPr>
-        <w:t xml:space="preserve">• Decide whether to commission a second human reviewer for all 294 reports (and the variables of all trials), to search PsycINFO, Embase and CENTRAL, to repeat the unified search in Web of Science and Scopus, and to register the retrospective protocol on OSF. Each would strengthen the paper; none is needed for the text to be honest.</w:t>
+        <w:t xml:space="preserve">• Decide whether to commission a second human reviewer for all 301 reports (and the variables of all trials), to search PsycINFO, Embase and CENTRAL, to repeat the unified search in Web of Science and Scopus, and to register the retrospective protocol on OSF. Each would strengthen the paper; none is needed for the text to be honest.</w:t>
       </w:r>
     </w:p>
     <w:p>

--- a/paper/response_to_reviewer_comments.docx
+++ b/paper/response_to_reviewer_comments.docx
@@ -42,7 +42,7 @@
           <w:sz w:val="21"/>
           <w:szCs w:val="21"/>
         </w:rPr>
-        <w:t xml:space="preserve">The review's comments were addressed in the revised manuscript. The update search added three trials, the re-check of the burnout criterion one and the search for the publications of registered trials one, so the evidence base is now 118 trials in 121 reports (301 reports assessed; 4,991 records identified, 2,481 screened). Each row below states what was done, what was not, and where to find it. "Not done" and "partly done" mean that the manuscript says so openly.</w:t>
+        <w:t xml:space="preserve">The review's comments were addressed in the revised manuscript. The update search added three trials, the re-check of the burnout criterion one and the search for the publications of registered trials one, and reading a full text later removed one (S119, in which burnout was an inclusion condition and not an outcome), so the evidence base is now 117 trials in 120 reports (301 reports assessed; 4,991 records identified, 2,481 screened). Each row below states what was done, what was not, and where to find it. "Not done" and "partly done" mean that the manuscript says so openly.</w:t>
       </w:r>
     </w:p>
     <w:p>
@@ -343,7 +343,7 @@
                 <w:sz w:val="19"/>
                 <w:szCs w:val="19"/>
               </w:rPr>
-              <w:t xml:space="preserve">Agreed. The eligibility criteria admit any mechanism, so the four-block main strategy was too narrow. Earlier supplementary searches (no intervention block; MeSH; extra delivery terms) had reduced the gap. Now added: one unified strategy (burnout AND any digital-delivery term AND randomised design) on 18 October 2026 in Europe PMC and ERIC (all years), OpenAlex and PubMed (published from 1 September 2026): 585 records, 84 new, 12 assessed, 3 trials included (a speech-language pathologists' peer-support programme, a virtual-reality relaxation programme for ICU nurses, and a teachers' telementoring programme). Known-item check: a unified Europe PMC search alone retrieved 81 of the 121 included reports. Reference lists of five reviews (Yang, Park, Adam, Lampinen, Kunzler) were checked: 683 unidentified references screened on title, 22 abstracts read, no eligible trial. Publications of all six unlocated registrations were searched in Europe PMC (including full text) and PubMed. Counts, figures and tables were updated.</w:t>
+              <w:t xml:space="preserve">Agreed. The eligibility criteria admit any mechanism, so the four-block main strategy was too narrow. Earlier supplementary searches (no intervention block; MeSH; extra delivery terms) had reduced the gap. Now added: one unified strategy (burnout AND any digital-delivery term AND randomised design) on 18 October 2026 in Europe PMC and ERIC (all years), OpenAlex and PubMed (published from 1 September 2026): 585 records, 84 new, 12 assessed, 3 trials included (a speech-language pathologists' peer-support programme, a virtual-reality relaxation programme for ICU nurses, and a teachers' telementoring programme). Known-item check: a unified Europe PMC search alone retrieved 80 of the 120 included reports. Reference lists of five reviews (Yang, Park, Adam, Lampinen, Kunzler) were checked: 683 unidentified references screened on title, 22 abstracts read, no eligible trial. Publications of all six unlocated registrations were searched in Europe PMC (including full text) and PubMed. Counts, figures and tables were updated.</w:t>
             </w:r>
           </w:p>
           <w:p>
@@ -1183,7 +1183,7 @@
                 <w:sz w:val="19"/>
                 <w:szCs w:val="19"/>
               </w:rPr>
-              <w:t xml:space="preserve">The criterion now says that the aim of the intervention does not matter if burnout is reported as an outcome of the randomised comparison; correlates, risk factors and general well-being indices are excluded; short and single-item measures presented as burnout measures are accepted. This exposed an inconsistency: a weight-reduction trial with burnout as a secondary outcome had been excluded as "unrelated to the aim" while another of the same kind was included; its full text was read (single-item scale and MBI emotional exhaustion) and it was included. 4 trials have an undetermined instrument (full text incomplete or not obtained) and 2 use a single-item measure; they are listed in the data files and stay included because burnout was reported as an outcome.</w:t>
+              <w:t xml:space="preserve">The criterion now says that the aim of the intervention does not matter if burnout is reported as an outcome of the randomised comparison; correlates, risk factors and general well-being indices are excluded; short and single-item measures presented as burnout measures are accepted. This exposed an inconsistency: a weight-reduction trial with burnout as a secondary outcome had been excluded as "unrelated to the aim" while another of the same kind was included; its full text was read (single-item scale and MBI emotional exhaustion) and it was included. The full text of the teachers' telementoring trial (S122) named the MBI emotional exhaustion subscale; the file supplied for S070 is a placeholder after the first page, and S118 (ecological momentary assessment) names no instrument. 2 trials therefore have an undetermined instrument and 2 use a single-item measure; they are listed in the data files and stay included because burnout was reported as an outcome.</w:t>
             </w:r>
           </w:p>
         </w:tc>

--- a/paper/response_to_reviewer_comments.docx
+++ b/paper/response_to_reviewer_comments.docx
@@ -1021,7 +1021,7 @@
                 <w:sz w:val="19"/>
                 <w:szCs w:val="19"/>
               </w:rPr>
-              <w:t xml:space="preserve">The wording was corrected: decisions rested on titles and abstracts except for 31 reports in which the full text was consulted. While closing the open items a registered trial was found whose abstract does not mention burnout although the full text reports the Maslach Burnout Inventory as a secondary outcome; it was included on its full text and the limitation (trials measuring burnout only in the full text can be missed) is now stated. Full-text recheck of the burnout criterion: of the 37 reports excluded on abstracts for lack of a burnout outcome, the open-access full texts of 15 were read (data/fulltext_recheck_burnout.csv). None qualified; one (R119) measured the MBI as an exploratory outcome but its participants were medical-school volunteers not established as workers, so its exclusion reason changed from burnout to population. The other 22 full texts were not accessible. Not done: full-text assessment of all reports that passed screening.</w:t>
+              <w:t xml:space="preserve">The wording was corrected: decisions rested on titles and abstracts except for 31 reports in which the full text was consulted. While closing the open items a registered trial was found whose abstract does not mention burnout although the full text reports the Maslach Burnout Inventory as a secondary outcome; it was included on its full text and the limitation (trials measuring burnout only in the full text can be missed) is now stated. Exclusion on the abstract is the usual method in scoping reviews, and it was checked: the open-access full texts of 15 of the 37 reports excluded on abstracts for lack of a burnout outcome were read as a sensitivity check (data/fulltext_recheck_burnout.csv). None qualified (0 of 15; exact 95% CI 0 to 21.8%); one (R119) measured the MBI as an exploratory outcome but its participants were medical-school volunteers not established as workers, so its exclusion reason changed from burnout to population. Not done: full-text assessment of all reports that passed screening.</w:t>
             </w:r>
           </w:p>
         </w:tc>
@@ -2479,7 +2479,7 @@
                 <w:sz w:val="19"/>
                 <w:szCs w:val="19"/>
               </w:rPr>
-              <w:t xml:space="preserve">Introduction to Conclusions, including headings and captions but excluding the abstract, tables, declarations and references, is 2755 words (about 2,900 with all declarations). Long methods and results moved to a supplementary file.</w:t>
+              <w:t xml:space="preserve">Introduction to Conclusions, including headings and captions but excluding the abstract, tables, declarations and references, is 2762 words (about 2,900 with all declarations). Long methods and results moved to a supplementary file.</w:t>
             </w:r>
           </w:p>
         </w:tc>
